--- a/proj/final-proj.docx
+++ b/proj/final-proj.docx
@@ -2583,7 +2583,16 @@
           <w:sz w:val="24"/>
           <w:szCs w:val="24"/>
         </w:rPr>
-        <w:t>Peer review (</w:t>
+        <w:t>Prototype Testing</w:t>
+      </w:r>
+      <w:r>
+        <w:rPr>
+          <w:i w:val="0"/>
+          <w:iCs w:val="0"/>
+          <w:sz w:val="24"/>
+          <w:szCs w:val="24"/>
+        </w:rPr>
+        <w:t xml:space="preserve"> (</w:t>
       </w:r>
       <w:r>
         <w:rPr>
@@ -2603,7 +2612,7 @@
           <w:sz w:val="24"/>
           <w:szCs w:val="24"/>
         </w:rPr>
-        <w:t xml:space="preserve"> on Peer Review &amp; Prototype </w:t>
+        <w:t xml:space="preserve"> on Prototype </w:t>
       </w:r>
       <w:proofErr w:type="gramStart"/>
       <w:r>
@@ -2647,7 +2656,31 @@
           <w:sz w:val="24"/>
           <w:szCs w:val="24"/>
         </w:rPr>
-        <w:t>Each person in your group should pick one person from another group to pair up with.</w:t>
+        <w:t>See Milestone 3 (below for detailed instructions for Prototype Testing)</w:t>
+      </w:r>
+    </w:p>
+    <w:p>
+      <w:pPr>
+        <w:pStyle w:val="ListParagraph"/>
+        <w:numPr>
+          <w:ilvl w:val="0"/>
+          <w:numId w:val="15"/>
+        </w:numPr>
+        <w:rPr>
+          <w:i w:val="0"/>
+          <w:iCs w:val="0"/>
+          <w:sz w:val="24"/>
+          <w:szCs w:val="24"/>
+        </w:rPr>
+      </w:pPr>
+      <w:r>
+        <w:rPr>
+          <w:i w:val="0"/>
+          <w:iCs w:val="0"/>
+          <w:sz w:val="24"/>
+          <w:szCs w:val="24"/>
+        </w:rPr>
+        <w:t xml:space="preserve">Milestone 2 Peer Review (in class on Peer Review Day 1) </w:t>
       </w:r>
     </w:p>
     <w:p>
@@ -2671,7 +2704,7 @@
           <w:sz w:val="24"/>
           <w:szCs w:val="24"/>
         </w:rPr>
-        <w:t xml:space="preserve">Using the attached review sheet as a guide, review your partner’s persona, sketch, and prototype. Provide constructive feedback as well as a point score for each item. </w:t>
+        <w:t>Each person in your group should pick one person from another group to pair up with.</w:t>
       </w:r>
     </w:p>
     <w:p>
@@ -2695,6 +2728,31 @@
           <w:sz w:val="24"/>
           <w:szCs w:val="24"/>
         </w:rPr>
+        <w:t xml:space="preserve">Using the attached review sheet as a guide, review your partner’s persona, sketch, and prototype. Provide constructive feedback as well as a point score for each item. </w:t>
+      </w:r>
+    </w:p>
+    <w:p>
+      <w:pPr>
+        <w:pStyle w:val="ListParagraph"/>
+        <w:numPr>
+          <w:ilvl w:val="1"/>
+          <w:numId w:val="15"/>
+        </w:numPr>
+        <w:rPr>
+          <w:i w:val="0"/>
+          <w:iCs w:val="0"/>
+          <w:sz w:val="24"/>
+          <w:szCs w:val="24"/>
+        </w:rPr>
+      </w:pPr>
+      <w:r>
+        <w:rPr>
+          <w:i w:val="0"/>
+          <w:iCs w:val="0"/>
+          <w:sz w:val="24"/>
+          <w:szCs w:val="24"/>
+        </w:rPr>
+        <w:lastRenderedPageBreak/>
         <w:t xml:space="preserve">Attach each group member’s review sheets (the one you received and the one you wrote) </w:t>
       </w:r>
       <w:r>
@@ -2730,7 +2788,6 @@
           <w:sz w:val="24"/>
           <w:szCs w:val="24"/>
         </w:rPr>
-        <w:lastRenderedPageBreak/>
         <w:t xml:space="preserve">Milestone 3: </w:t>
       </w:r>
       <w:r>
@@ -3054,7 +3111,31 @@
           <w:sz w:val="24"/>
           <w:szCs w:val="24"/>
         </w:rPr>
-        <w:t>Based on the results of your testing, redesign your visualization</w:t>
+        <w:t>Based on the results of your testing</w:t>
+      </w:r>
+      <w:r>
+        <w:rPr>
+          <w:rStyle w:val="Strong"/>
+          <w:b w:val="0"/>
+          <w:bCs w:val="0"/>
+          <w:i w:val="0"/>
+          <w:iCs w:val="0"/>
+          <w:sz w:val="24"/>
+          <w:szCs w:val="24"/>
+        </w:rPr>
+        <w:t xml:space="preserve"> and your first Peer Review</w:t>
+      </w:r>
+      <w:r>
+        <w:rPr>
+          <w:rStyle w:val="Strong"/>
+          <w:b w:val="0"/>
+          <w:bCs w:val="0"/>
+          <w:i w:val="0"/>
+          <w:iCs w:val="0"/>
+          <w:sz w:val="24"/>
+          <w:szCs w:val="24"/>
+        </w:rPr>
+        <w:t>, redesign your visualization</w:t>
       </w:r>
       <w:r>
         <w:rPr>
@@ -3276,19 +3357,17 @@
           <w:sz w:val="24"/>
           <w:szCs w:val="24"/>
         </w:rPr>
-        <w:t xml:space="preserve"> on Peer Review &amp; Advanced </w:t>
-      </w:r>
-      <w:proofErr w:type="gramStart"/>
-      <w:r>
-        <w:rPr>
-          <w:i w:val="0"/>
-          <w:iCs w:val="0"/>
-          <w:sz w:val="24"/>
-          <w:szCs w:val="24"/>
-        </w:rPr>
-        <w:t>Tableau day</w:t>
-      </w:r>
-      <w:proofErr w:type="gramEnd"/>
+        <w:t xml:space="preserve"> on Peer Review</w:t>
+      </w:r>
+      <w:r>
+        <w:rPr>
+          <w:i w:val="0"/>
+          <w:iCs w:val="0"/>
+          <w:sz w:val="24"/>
+          <w:szCs w:val="24"/>
+        </w:rPr>
+        <w:t xml:space="preserve"> Day 2</w:t>
+      </w:r>
       <w:r>
         <w:rPr>
           <w:i w:val="0"/>
@@ -3424,45 +3503,6 @@
         </w:rPr>
         <w:t xml:space="preserve"> submission. Your grade will primarily reflect the quality of reviews you provide and the reviews you received. </w:t>
       </w:r>
-    </w:p>
-    <w:p>
-      <w:pPr>
-        <w:rPr>
-          <w:rStyle w:val="Strong"/>
-          <w:b w:val="0"/>
-          <w:bCs w:val="0"/>
-          <w:i w:val="0"/>
-          <w:iCs w:val="0"/>
-          <w:sz w:val="24"/>
-          <w:szCs w:val="24"/>
-        </w:rPr>
-      </w:pPr>
-    </w:p>
-    <w:p>
-      <w:pPr>
-        <w:rPr>
-          <w:rStyle w:val="Strong"/>
-          <w:b w:val="0"/>
-          <w:bCs w:val="0"/>
-          <w:i w:val="0"/>
-          <w:iCs w:val="0"/>
-          <w:sz w:val="24"/>
-          <w:szCs w:val="24"/>
-        </w:rPr>
-      </w:pPr>
-    </w:p>
-    <w:p>
-      <w:pPr>
-        <w:rPr>
-          <w:rStyle w:val="Strong"/>
-          <w:b w:val="0"/>
-          <w:bCs w:val="0"/>
-          <w:i w:val="0"/>
-          <w:iCs w:val="0"/>
-          <w:sz w:val="24"/>
-          <w:szCs w:val="24"/>
-        </w:rPr>
-      </w:pPr>
     </w:p>
     <w:p>
       <w:pPr>

--- a/proj/final-proj.docx
+++ b/proj/final-proj.docx
@@ -2796,6 +2796,14 @@
           <w:sz w:val="24"/>
           <w:szCs w:val="24"/>
         </w:rPr>
+        <w:t xml:space="preserve">Testing &amp; </w:t>
+      </w:r>
+      <w:r>
+        <w:rPr>
+          <w:rStyle w:val="Emphasis"/>
+          <w:sz w:val="24"/>
+          <w:szCs w:val="24"/>
+        </w:rPr>
         <w:t>Redesign</w:t>
       </w:r>
       <w:r>
@@ -2919,7 +2927,31 @@
           <w:sz w:val="24"/>
           <w:szCs w:val="24"/>
         </w:rPr>
+        <w:t xml:space="preserve">Prototype </w:t>
+      </w:r>
+      <w:r>
+        <w:rPr>
+          <w:rStyle w:val="Strong"/>
+          <w:b w:val="0"/>
+          <w:bCs w:val="0"/>
+          <w:i w:val="0"/>
+          <w:iCs w:val="0"/>
+          <w:sz w:val="24"/>
+          <w:szCs w:val="24"/>
+        </w:rPr>
         <w:t>Testing</w:t>
+      </w:r>
+      <w:r>
+        <w:rPr>
+          <w:rStyle w:val="Strong"/>
+          <w:b w:val="0"/>
+          <w:bCs w:val="0"/>
+          <w:i w:val="0"/>
+          <w:iCs w:val="0"/>
+          <w:sz w:val="24"/>
+          <w:szCs w:val="24"/>
+        </w:rPr>
+        <w:t xml:space="preserve"> (this is not the same as peer review; set up your own document for notes) </w:t>
       </w:r>
     </w:p>
     <w:p>
@@ -4506,7 +4538,80 @@
           <w:bdr w:val="none" w:sz="0" w:space="0" w:color="auto"/>
           <w:shd w:val="clear" w:color="auto" w:fill="auto"/>
         </w:rPr>
-        <w:t>Group being Reviewed: __________________________________________________________</w:t>
+        <w:t>Person</w:t>
+      </w:r>
+      <w:r>
+        <w:rPr>
+          <w:rStyle w:val="Emphasis"/>
+          <w:rFonts w:asciiTheme="minorHAnsi" w:eastAsiaTheme="minorEastAsia" w:hAnsiTheme="minorHAnsi" w:cstheme="minorBidi"/>
+          <w:color w:val="auto"/>
+          <w:sz w:val="24"/>
+          <w:szCs w:val="24"/>
+          <w:bdr w:val="none" w:sz="0" w:space="0" w:color="auto"/>
+          <w:shd w:val="clear" w:color="auto" w:fill="auto"/>
+        </w:rPr>
+        <w:t xml:space="preserve"> being Reviewed: ___________________________________________________</w:t>
+      </w:r>
+    </w:p>
+    <w:p>
+      <w:pPr>
+        <w:rPr>
+          <w:rStyle w:val="Emphasis"/>
+          <w:rFonts w:asciiTheme="minorHAnsi" w:eastAsiaTheme="minorEastAsia" w:hAnsiTheme="minorHAnsi" w:cstheme="minorBidi"/>
+          <w:color w:val="auto"/>
+          <w:sz w:val="24"/>
+          <w:szCs w:val="24"/>
+          <w:bdr w:val="none" w:sz="0" w:space="0" w:color="auto"/>
+          <w:shd w:val="clear" w:color="auto" w:fill="auto"/>
+        </w:rPr>
+      </w:pPr>
+      <w:r>
+        <w:rPr>
+          <w:rStyle w:val="Emphasis"/>
+          <w:rFonts w:asciiTheme="minorHAnsi" w:eastAsiaTheme="minorEastAsia" w:hAnsiTheme="minorHAnsi" w:cstheme="minorBidi"/>
+          <w:color w:val="auto"/>
+          <w:sz w:val="24"/>
+          <w:szCs w:val="24"/>
+          <w:bdr w:val="none" w:sz="0" w:space="0" w:color="auto"/>
+          <w:shd w:val="clear" w:color="auto" w:fill="auto"/>
+        </w:rPr>
+        <w:t>Person</w:t>
+      </w:r>
+      <w:r>
+        <w:rPr>
+          <w:rStyle w:val="Emphasis"/>
+          <w:rFonts w:asciiTheme="minorHAnsi" w:eastAsiaTheme="minorEastAsia" w:hAnsiTheme="minorHAnsi" w:cstheme="minorBidi"/>
+          <w:color w:val="auto"/>
+          <w:sz w:val="24"/>
+          <w:szCs w:val="24"/>
+          <w:bdr w:val="none" w:sz="0" w:space="0" w:color="auto"/>
+          <w:shd w:val="clear" w:color="auto" w:fill="auto"/>
+        </w:rPr>
+        <w:t xml:space="preserve"> Review</w:t>
+      </w:r>
+      <w:r>
+        <w:rPr>
+          <w:rStyle w:val="Emphasis"/>
+          <w:rFonts w:asciiTheme="minorHAnsi" w:eastAsiaTheme="minorEastAsia" w:hAnsiTheme="minorHAnsi" w:cstheme="minorBidi"/>
+          <w:color w:val="auto"/>
+          <w:sz w:val="24"/>
+          <w:szCs w:val="24"/>
+          <w:bdr w:val="none" w:sz="0" w:space="0" w:color="auto"/>
+          <w:shd w:val="clear" w:color="auto" w:fill="auto"/>
+        </w:rPr>
+        <w:t>ing</w:t>
+      </w:r>
+      <w:r>
+        <w:rPr>
+          <w:rStyle w:val="Emphasis"/>
+          <w:rFonts w:asciiTheme="minorHAnsi" w:eastAsiaTheme="minorEastAsia" w:hAnsiTheme="minorHAnsi" w:cstheme="minorBidi"/>
+          <w:color w:val="auto"/>
+          <w:sz w:val="24"/>
+          <w:szCs w:val="24"/>
+          <w:bdr w:val="none" w:sz="0" w:space="0" w:color="auto"/>
+          <w:shd w:val="clear" w:color="auto" w:fill="auto"/>
+        </w:rPr>
+        <w:t>: ___________________________________________________</w:t>
       </w:r>
     </w:p>
     <w:p>
@@ -4781,21 +4886,6 @@
               <w:t>Name</w:t>
             </w:r>
           </w:p>
-          <w:p>
-            <w:pPr>
-              <w:rPr>
-                <w:rStyle w:val="Emphasis"/>
-                <w:rFonts w:asciiTheme="minorHAnsi" w:eastAsiaTheme="minorEastAsia" w:hAnsiTheme="minorHAnsi" w:cstheme="minorBidi"/>
-                <w:b w:val="0"/>
-                <w:bCs w:val="0"/>
-                <w:color w:val="auto"/>
-                <w:sz w:val="24"/>
-                <w:szCs w:val="24"/>
-                <w:bdr w:val="none" w:sz="0" w:space="0" w:color="auto"/>
-                <w:shd w:val="clear" w:color="auto" w:fill="auto"/>
-              </w:rPr>
-            </w:pPr>
-          </w:p>
         </w:tc>
         <w:tc>
           <w:tcPr>
@@ -4927,21 +5017,6 @@
               </w:rPr>
               <w:t>Person’s education, lifestyle, interests, values, goals, needs, limitations, desires, attitudes, and patterns of behaviors</w:t>
             </w:r>
-          </w:p>
-          <w:p>
-            <w:pPr>
-              <w:rPr>
-                <w:rStyle w:val="Emphasis"/>
-                <w:rFonts w:asciiTheme="minorHAnsi" w:eastAsiaTheme="minorEastAsia" w:hAnsiTheme="minorHAnsi" w:cstheme="minorBidi"/>
-                <w:b w:val="0"/>
-                <w:bCs w:val="0"/>
-                <w:color w:val="auto"/>
-                <w:sz w:val="24"/>
-                <w:szCs w:val="24"/>
-                <w:bdr w:val="none" w:sz="0" w:space="0" w:color="auto"/>
-                <w:shd w:val="clear" w:color="auto" w:fill="auto"/>
-              </w:rPr>
-            </w:pPr>
           </w:p>
           <w:p>
             <w:pPr>
@@ -7273,23 +7348,108 @@
           <w:bdr w:val="none" w:sz="0" w:space="0" w:color="auto"/>
           <w:shd w:val="clear" w:color="auto" w:fill="auto"/>
         </w:rPr>
-        <w:t>Group being Reviewed: __________________________________________________________</w:t>
-      </w:r>
-    </w:p>
-    <w:p>
-      <w:pPr>
+        <w:t>Person</w:t>
+      </w:r>
+      <w:r>
         <w:rPr>
           <w:rStyle w:val="Emphasis"/>
           <w:rFonts w:asciiTheme="minorHAnsi" w:eastAsiaTheme="minorEastAsia" w:hAnsiTheme="minorHAnsi" w:cstheme="minorBidi"/>
-          <w:b w:val="0"/>
-          <w:bCs w:val="0"/>
           <w:color w:val="auto"/>
           <w:sz w:val="24"/>
           <w:szCs w:val="24"/>
           <w:bdr w:val="none" w:sz="0" w:space="0" w:color="auto"/>
           <w:shd w:val="clear" w:color="auto" w:fill="auto"/>
         </w:rPr>
-      </w:pPr>
+        <w:t xml:space="preserve"> being Reviewed: ___________________________________________________</w:t>
+      </w:r>
+    </w:p>
+    <w:p>
+      <w:pPr>
+        <w:rPr>
+          <w:rStyle w:val="Emphasis"/>
+          <w:rFonts w:asciiTheme="minorHAnsi" w:eastAsiaTheme="minorEastAsia" w:hAnsiTheme="minorHAnsi" w:cstheme="minorBidi"/>
+          <w:color w:val="auto"/>
+          <w:sz w:val="24"/>
+          <w:szCs w:val="24"/>
+          <w:bdr w:val="none" w:sz="0" w:space="0" w:color="auto"/>
+          <w:shd w:val="clear" w:color="auto" w:fill="auto"/>
+        </w:rPr>
+      </w:pPr>
+      <w:r>
+        <w:rPr>
+          <w:rStyle w:val="Emphasis"/>
+          <w:rFonts w:asciiTheme="minorHAnsi" w:eastAsiaTheme="minorEastAsia" w:hAnsiTheme="minorHAnsi" w:cstheme="minorBidi"/>
+          <w:color w:val="auto"/>
+          <w:sz w:val="24"/>
+          <w:szCs w:val="24"/>
+          <w:bdr w:val="none" w:sz="0" w:space="0" w:color="auto"/>
+          <w:shd w:val="clear" w:color="auto" w:fill="auto"/>
+        </w:rPr>
+        <w:t>Person</w:t>
+      </w:r>
+      <w:r>
+        <w:rPr>
+          <w:rStyle w:val="Emphasis"/>
+          <w:rFonts w:asciiTheme="minorHAnsi" w:eastAsiaTheme="minorEastAsia" w:hAnsiTheme="minorHAnsi" w:cstheme="minorBidi"/>
+          <w:color w:val="auto"/>
+          <w:sz w:val="24"/>
+          <w:szCs w:val="24"/>
+          <w:bdr w:val="none" w:sz="0" w:space="0" w:color="auto"/>
+          <w:shd w:val="clear" w:color="auto" w:fill="auto"/>
+        </w:rPr>
+        <w:t xml:space="preserve"> Review</w:t>
+      </w:r>
+      <w:r>
+        <w:rPr>
+          <w:rStyle w:val="Emphasis"/>
+          <w:rFonts w:asciiTheme="minorHAnsi" w:eastAsiaTheme="minorEastAsia" w:hAnsiTheme="minorHAnsi" w:cstheme="minorBidi"/>
+          <w:color w:val="auto"/>
+          <w:sz w:val="24"/>
+          <w:szCs w:val="24"/>
+          <w:bdr w:val="none" w:sz="0" w:space="0" w:color="auto"/>
+          <w:shd w:val="clear" w:color="auto" w:fill="auto"/>
+        </w:rPr>
+        <w:t>ing</w:t>
+      </w:r>
+      <w:r>
+        <w:rPr>
+          <w:rStyle w:val="Emphasis"/>
+          <w:rFonts w:asciiTheme="minorHAnsi" w:eastAsiaTheme="minorEastAsia" w:hAnsiTheme="minorHAnsi" w:cstheme="minorBidi"/>
+          <w:color w:val="auto"/>
+          <w:sz w:val="24"/>
+          <w:szCs w:val="24"/>
+          <w:bdr w:val="none" w:sz="0" w:space="0" w:color="auto"/>
+          <w:shd w:val="clear" w:color="auto" w:fill="auto"/>
+        </w:rPr>
+        <w:t>: ___________________________________________________</w:t>
+      </w:r>
+    </w:p>
+    <w:p>
+      <w:pPr>
+        <w:rPr>
+          <w:rStyle w:val="Emphasis"/>
+          <w:rFonts w:asciiTheme="minorHAnsi" w:eastAsiaTheme="minorEastAsia" w:hAnsiTheme="minorHAnsi" w:cstheme="minorBidi"/>
+          <w:b w:val="0"/>
+          <w:bCs w:val="0"/>
+          <w:color w:val="auto"/>
+          <w:sz w:val="24"/>
+          <w:szCs w:val="24"/>
+          <w:bdr w:val="none" w:sz="0" w:space="0" w:color="auto"/>
+          <w:shd w:val="clear" w:color="auto" w:fill="auto"/>
+        </w:rPr>
+      </w:pPr>
+      <w:r>
+        <w:rPr>
+          <w:rStyle w:val="Strong"/>
+          <w:b w:val="0"/>
+          <w:bCs w:val="0"/>
+          <w:i w:val="0"/>
+          <w:iCs w:val="0"/>
+          <w:sz w:val="24"/>
+          <w:szCs w:val="24"/>
+        </w:rPr>
+        <w:t xml:space="preserve">Prototype </w:t>
+      </w:r>
       <w:r>
         <w:rPr>
           <w:rStyle w:val="Strong"/>
@@ -8241,21 +8401,6 @@
         </w:tc>
       </w:tr>
     </w:tbl>
-    <w:p>
-      <w:pPr>
-        <w:rPr>
-          <w:rStyle w:val="Emphasis"/>
-          <w:rFonts w:asciiTheme="minorHAnsi" w:eastAsiaTheme="minorEastAsia" w:hAnsiTheme="minorHAnsi" w:cstheme="minorBidi"/>
-          <w:b w:val="0"/>
-          <w:bCs w:val="0"/>
-          <w:color w:val="auto"/>
-          <w:sz w:val="24"/>
-          <w:szCs w:val="24"/>
-          <w:bdr w:val="none" w:sz="0" w:space="0" w:color="auto"/>
-          <w:shd w:val="clear" w:color="auto" w:fill="auto"/>
-        </w:rPr>
-      </w:pPr>
-    </w:p>
     <w:p>
       <w:pPr>
         <w:rPr>
